--- a/lab03/report/2024311281_孙驰_实验作业三.docx
+++ b/lab03/report/2024311281_孙驰_实验作业三.docx
@@ -7391,7 +7391,7 @@
                 <w:color w:val="000000"/>
                 <w:sz w:val="20"/>
               </w:rPr>
-              <w:t xml:space="preserve">1</w:t>
+              <w:t>1</w:t>
             </w:r>
           </w:p>
         </w:tc>
@@ -7418,7 +7418,7 @@
                 <w:color w:val="000000"/>
                 <w:sz w:val="20"/>
               </w:rPr>
-              <w:t xml:space="preserve">明确任务与顺序</w:t>
+              <w:t>任务拆解与交付顺序</w:t>
             </w:r>
           </w:p>
         </w:tc>
@@ -7445,7 +7445,7 @@
                 <w:color w:val="000000"/>
                 <w:sz w:val="20"/>
               </w:rPr>
-              <w:t xml:space="preserve">提供实验三指导书；更新样板后要求“先把代码写出来吧”。</w:t>
+              <w:t>提供实验三指导书,要求“辅助我完成”;样板更新后明确“先把代码写出来”——先交付可运行代码、测试与原始结果,报告随后整理,不提前写结论。</w:t>
             </w:r>
           </w:p>
         </w:tc>
@@ -7472,7 +7472,7 @@
                 <w:color w:val="000000"/>
                 <w:sz w:val="20"/>
               </w:rPr>
-              <w:t xml:space="preserve">按指南拆分模型、训练和采样任务，先完成可运行代码、测试及原始结果。</w:t>
+              <w:t>读取 12 页指南,核对 72 段诗文、2163 字符、699 词表,按“数据→注意力→模型→训练→采样”分阶段实现并给出分子模块阅读入口;我据此确认 CPU 训练、2000 步基线、八个 1000 步变体的框架。</w:t>
             </w:r>
           </w:p>
         </w:tc>
@@ -7504,7 +7504,7 @@
                 <w:color w:val="000000"/>
                 <w:sz w:val="20"/>
               </w:rPr>
-              <w:t xml:space="preserve">2</w:t>
+              <w:t>2</w:t>
             </w:r>
           </w:p>
         </w:tc>
@@ -7531,7 +7531,7 @@
                 <w:color w:val="000000"/>
                 <w:sz w:val="20"/>
               </w:rPr>
-              <w:t xml:space="preserve">运行条件与资源收尾</w:t>
+              <w:t>关键实现原理的核对</w:t>
             </w:r>
           </w:p>
         </w:tc>
@@ -7558,7 +7558,7 @@
                 <w:color w:val="000000"/>
                 <w:sz w:val="20"/>
               </w:rPr>
-              <w:t xml:space="preserve">此前提供HPC文档、学号和免密登录条件；明确要求“确保HPC正常收尾关闭”。</w:t>
+              <w:t>要求逐段讲解容易写错的地方,并给出可自检的判据:标签错开一位、Q/K/V 由 (B,T,C) 到 (B,H,T,C/H) 的轴变换、因果掩码在 softmax 前填 −∞、输出层与词嵌入必须共享同一个 Parameter。</w:t>
             </w:r>
           </w:p>
         </w:tc>
@@ -7585,7 +7585,7 @@
                 <w:color w:val="000000"/>
                 <w:sz w:val="20"/>
               </w:rPr>
-              <w:t xml:space="preserve">在计算节点使用CPU运行，处理提交数量限制，完成后核对队列与作业状态，关闭连接。</w:t>
+              <w:t>逐段解释并在代码中标注阶段入口;测试覆盖未来 token 不影响过去输出及其梯度、权重共享对象一致、有无位置嵌入两种情况下的因果性,我逐项确认后采用。</w:t>
             </w:r>
           </w:p>
         </w:tc>
@@ -7617,7 +7617,7 @@
                 <w:color w:val="000000"/>
                 <w:sz w:val="20"/>
               </w:rPr>
-              <w:t xml:space="preserve">3</w:t>
+              <w:t>3</w:t>
             </w:r>
           </w:p>
         </w:tc>
@@ -7644,7 +7644,7 @@
                 <w:color w:val="000000"/>
                 <w:sz w:val="20"/>
               </w:rPr>
-              <w:t xml:space="preserve">复查与提交</w:t>
+              <w:t>长时训练的可靠性审查</w:t>
             </w:r>
           </w:p>
         </w:tc>
@@ -7671,7 +7671,7 @@
                 <w:color w:val="000000"/>
                 <w:sz w:val="20"/>
               </w:rPr>
-              <w:t xml:space="preserve">要求“再次检查代码、数据等，完成实验报告，同步代码仓库”。</w:t>
+              <w:t>要求说明 HPC 训练中断后会怎样,并明确“确保 HPC 正常收尾关闭”。</w:t>
             </w:r>
           </w:p>
         </w:tc>
@@ -7698,7 +7698,233 @@
                 <w:color w:val="000000"/>
                 <w:sz w:val="20"/>
               </w:rPr>
-              <w:t xml:space="preserve">复查6项测试、模型与语料哈希、58段生成原文，按模板整理图表和分析，保留不符合预期的结果。</w:t>
+              <w:t>独立审查发现强制退出后锁残留、完成标记未校验产物两处隐患,改为系统文件锁、必需产物 SHA256 清单与原子保存;复核强制中断 250 步后恢复,其逐步 loss、评估与所有权重与连续训练完全一致。</w:t>
+            </w:r>
+          </w:p>
+        </w:tc>
+      </w:tr>
+      <w:tr>
+        <w:trPr>
+          <w:cantSplit/>
+        </w:trPr>
+        <w:tc>
+          <w:tcPr>
+            <w:tcW w:w="520" w:type="dxa"/>
+            <w:vAlign w:val="center"/>
+            <w:tcMar>
+              <w:top w:w="65" w:type="dxa"/>
+              <w:bottom w:w="65" w:type="dxa"/>
+              <w:left w:w="80" w:type="dxa"/>
+              <w:right w:w="80" w:type="dxa"/>
+            </w:tcMar>
+          </w:tcPr>
+          <w:p>
+            <w:pPr>
+              <w:keepLines/>
+              <w:spacing w:after="0" w:line="250" w:lineRule="auto"/>
+              <w:jc w:val="left"/>
+            </w:pPr>
+            <w:r>
+              <w:rPr>
+                <w:rFonts w:ascii="Times New Roman" w:hAnsi="Times New Roman" w:eastAsia="宋体"/>
+                <w:color w:val="000000"/>
+                <w:sz w:val="20"/>
+              </w:rPr>
+              <w:t>4</w:t>
+            </w:r>
+          </w:p>
+        </w:tc>
+        <w:tc>
+          <w:tcPr>
+            <w:tcW w:w="1500" w:type="dxa"/>
+            <w:vAlign w:val="center"/>
+            <w:tcMar>
+              <w:top w:w="65" w:type="dxa"/>
+              <w:bottom w:w="65" w:type="dxa"/>
+              <w:left w:w="80" w:type="dxa"/>
+              <w:right w:w="80" w:type="dxa"/>
+            </w:tcMar>
+          </w:tcPr>
+          <w:p>
+            <w:pPr>
+              <w:keepLines/>
+              <w:spacing w:after="0" w:line="250" w:lineRule="auto"/>
+              <w:jc w:val="left"/>
+            </w:pPr>
+            <w:r>
+              <w:rPr>
+                <w:rFonts w:ascii="Times New Roman" w:hAnsi="Times New Roman" w:eastAsia="宋体"/>
+                <w:color w:val="000000"/>
+                <w:sz w:val="20"/>
+              </w:rPr>
+              <w:t>运行与资源限制处理</w:t>
+            </w:r>
+          </w:p>
+        </w:tc>
+        <w:tc>
+          <w:tcPr>
+            <w:tcW w:w="3420" w:type="dxa"/>
+            <w:vAlign w:val="center"/>
+            <w:tcMar>
+              <w:top w:w="65" w:type="dxa"/>
+              <w:bottom w:w="65" w:type="dxa"/>
+              <w:left w:w="80" w:type="dxa"/>
+              <w:right w:w="80" w:type="dxa"/>
+            </w:tcMar>
+          </w:tcPr>
+          <w:p>
+            <w:pPr>
+              <w:keepLines/>
+              <w:spacing w:after="0" w:line="250" w:lineRule="auto"/>
+              <w:jc w:val="left"/>
+            </w:pPr>
+            <w:r>
+              <w:rPr>
+                <w:rFonts w:ascii="Times New Roman" w:hAnsi="Times New Roman" w:eastAsia="宋体"/>
+                <w:color w:val="000000"/>
+                <w:sz w:val="20"/>
+              </w:rPr>
+              <w:t>明确只用 CPU、不申请 GPU;要求记录真实训练耗时,不把作业墙钟时间当作单模型耗时。</w:t>
+            </w:r>
+          </w:p>
+        </w:tc>
+        <w:tc>
+          <w:tcPr>
+            <w:tcW w:w="3518" w:type="dxa"/>
+            <w:vAlign w:val="center"/>
+            <w:tcMar>
+              <w:top w:w="65" w:type="dxa"/>
+              <w:bottom w:w="65" w:type="dxa"/>
+              <w:left w:w="80" w:type="dxa"/>
+              <w:right w:w="80" w:type="dxa"/>
+            </w:tcMar>
+          </w:tcPr>
+          <w:p>
+            <w:pPr>
+              <w:keepLines/>
+              <w:spacing w:after="0" w:line="250" w:lineRule="auto"/>
+              <w:jc w:val="left"/>
+            </w:pPr>
+            <w:r>
+              <w:rPr>
+                <w:rFonts w:ascii="Times New Roman" w:hAnsi="Times New Roman" w:eastAsia="宋体"/>
+                <w:color w:val="000000"/>
+                <w:sz w:val="20"/>
+              </w:rPr>
+              <w:t>先在 Slurm 计算节点实测 4 线程 CPU 速度;9 任务数组触及 QOS 提交数限制,改在单个 12CPU 作业内最多并行 3 个训练进程;作业 10765 COMPLETED、退出码 0:0,队列已清空。</w:t>
+            </w:r>
+          </w:p>
+        </w:tc>
+      </w:tr>
+      <w:tr>
+        <w:trPr>
+          <w:cantSplit/>
+        </w:trPr>
+        <w:tc>
+          <w:tcPr>
+            <w:tcW w:w="520" w:type="dxa"/>
+            <w:vAlign w:val="center"/>
+            <w:tcMar>
+              <w:top w:w="65" w:type="dxa"/>
+              <w:bottom w:w="65" w:type="dxa"/>
+              <w:left w:w="80" w:type="dxa"/>
+              <w:right w:w="80" w:type="dxa"/>
+            </w:tcMar>
+          </w:tcPr>
+          <w:p>
+            <w:pPr>
+              <w:keepLines/>
+              <w:spacing w:after="0" w:line="250" w:lineRule="auto"/>
+              <w:jc w:val="left"/>
+            </w:pPr>
+            <w:r>
+              <w:rPr>
+                <w:rFonts w:ascii="Times New Roman" w:hAnsi="Times New Roman" w:eastAsia="宋体"/>
+                <w:color w:val="000000"/>
+                <w:sz w:val="20"/>
+              </w:rPr>
+              <w:t>5</w:t>
+            </w:r>
+          </w:p>
+        </w:tc>
+        <w:tc>
+          <w:tcPr>
+            <w:tcW w:w="1500" w:type="dxa"/>
+            <w:vAlign w:val="center"/>
+            <w:tcMar>
+              <w:top w:w="65" w:type="dxa"/>
+              <w:bottom w:w="65" w:type="dxa"/>
+              <w:left w:w="80" w:type="dxa"/>
+              <w:right w:w="80" w:type="dxa"/>
+            </w:tcMar>
+          </w:tcPr>
+          <w:p>
+            <w:pPr>
+              <w:keepLines/>
+              <w:spacing w:after="0" w:line="250" w:lineRule="auto"/>
+              <w:jc w:val="left"/>
+            </w:pPr>
+            <w:r>
+              <w:rPr>
+                <w:rFonts w:ascii="Times New Roman" w:hAnsi="Times New Roman" w:eastAsia="宋体"/>
+                <w:color w:val="000000"/>
+                <w:sz w:val="20"/>
+              </w:rPr>
+              <w:t>复查、评价口径与报告整理</w:t>
+            </w:r>
+          </w:p>
+        </w:tc>
+        <w:tc>
+          <w:tcPr>
+            <w:tcW w:w="3420" w:type="dxa"/>
+            <w:vAlign w:val="center"/>
+            <w:tcMar>
+              <w:top w:w="65" w:type="dxa"/>
+              <w:bottom w:w="65" w:type="dxa"/>
+              <w:left w:w="80" w:type="dxa"/>
+              <w:right w:w="80" w:type="dxa"/>
+            </w:tcMar>
+          </w:tcPr>
+          <w:p>
+            <w:pPr>
+              <w:keepLines/>
+              <w:spacing w:after="0" w:line="250" w:lineRule="auto"/>
+              <w:jc w:val="left"/>
+            </w:pPr>
+            <w:r>
+              <w:rPr>
+                <w:rFonts w:ascii="Times New Roman" w:hAnsi="Times New Roman" w:eastAsia="宋体"/>
+                <w:color w:val="000000"/>
+                <w:sz w:val="20"/>
+              </w:rPr>
+              <w:t>要求“再次检查代码、数据等,完成实验报告,同步代码仓库”;强调末步 loss 不能单独用于排序,须与固定训练窗口 loss 并列;不符合预期的结果不得删改。</w:t>
+            </w:r>
+          </w:p>
+        </w:tc>
+        <w:tc>
+          <w:tcPr>
+            <w:tcW w:w="3518" w:type="dxa"/>
+            <w:vAlign w:val="center"/>
+            <w:tcMar>
+              <w:top w:w="65" w:type="dxa"/>
+              <w:bottom w:w="65" w:type="dxa"/>
+              <w:left w:w="80" w:type="dxa"/>
+              <w:right w:w="80" w:type="dxa"/>
+            </w:tcMar>
+          </w:tcPr>
+          <w:p>
+            <w:pPr>
+              <w:keepLines/>
+              <w:spacing w:after="0" w:line="250" w:lineRule="auto"/>
+              <w:jc w:val="left"/>
+            </w:pPr>
+            <w:r>
+              <w:rPr>
+                <w:rFonts w:ascii="Times New Roman" w:hAnsi="Times New Roman" w:eastAsia="宋体"/>
+                <w:color w:val="000000"/>
+                <w:sz w:val="20"/>
+              </w:rPr>
+              <w:t>复查 6 项测试、47 项产物哈希、9 个模型与 1000 步快照重放、58 段原文及采样统计;补充第 901—1000 步 loss 均值与快照签名;保留高温错接、禁止 3-gram 造成拼接等负面结果,并按新版样板补齐章节、图与表。</w:t>
             </w:r>
           </w:p>
         </w:tc>
@@ -7731,7 +7957,7 @@
           <w:color w:val="000000"/>
           <w:sz w:val="22"/>
         </w:rPr>
-        <w:t xml:space="preserve">本次协作由我明确课程目标、交付顺序和资源要求，Codex承担具体代码实现、运行编排、审查和报告整理。代码中提供分段阅读入口，协作记录覆盖需求、实现、审查和结果整理，完整过程保存在仓库的AI_COLLABORATION.md中。</w:t>
+        <w:t xml:space="preserve">本次协作中,我负责确定课程目标、交付顺序与验收口径:先用 CPU 跑通 2000 步基线,再以统一的 batch32、seed42 展开八个 1000 步变体,最后做采样对照;Codex 承担具体代码实现、运行编排、独立审查和报告整理。代码中提供分段阅读入口,协作记录覆盖需求、实现、审查和结果整理四个阶段,完整过程保存在仓库的 AI_COLLABORATION.md 中。</w:t>
       </w:r>
     </w:p>
     <w:p>
@@ -7746,7 +7972,7 @@
           <w:color w:val="000000"/>
           <w:sz w:val="22"/>
         </w:rPr>
-        <w:t xml:space="preserve">审查发现并修复了中断后锁残留风险、完成标记未校验产物、相对输出路径不一致等工程问题。采用系统文件锁、产物哈希、原子保存，并验证中断后续训与连续训练在逐步loss和权重上完全一致。</w:t>
+        <w:t xml:space="preserve">工程层面的主要收获来自审查而非生成。Codex 在独立审查中发现强制退出后锁残留、完成标记未校验产物、从其他目录启动时相对输出路径不一致等问题,改用系统文件锁、必需产物 SHA256 清单与原子模型保存,并补充 1000 步快照签名。我对“强制中断 250 步后恢复”的复核结果逐项确认:续训与连续训练在逐步 loss、评估指标和全部权重上完全一致。这类检查比观察生成结果更能暴露实现错误。</w:t>
       </w:r>
     </w:p>
     <w:p>
@@ -7761,7 +7987,37 @@
           <w:color w:val="000000"/>
           <w:sz w:val="22"/>
         </w:rPr>
-        <w:t xml:space="preserve">对我而言，判断AI输出是否可靠的关键是能解释模型原理与评价口径：低loss是否只来自记忆、单变量是否真的保持了相同预算，以及生成原文是否支持结论。代码审查结果和实际曲线为这些判断提供了可核对的依据。</w:t>
+        <w:t xml:space="preserve">评价口径由我把关。末步批次 loss 会受单个随机批次影响,因此我要求所有排序同时给出固定训练窗口 loss,并与 1000 步快照对照;报告保留高温采样错接、禁止 3-gram 反而降低可读性等不符合预期的结果,不把训练 loss 很低解释为泛化能力,也不把原诗续写当作原创能力。星级评级只按样本稳定性打分,其主观性已在正文注明,评级依据保存在 report/quality_ratings.json。</w:t>
+      </w:r>
+    </w:p>
+    <w:p>
+      <w:pPr>
+        <w:keepLines/>
+        <w:spacing w:after="90" w:line="280" w:lineRule="auto"/>
+        <w:jc w:val="both"/>
+      </w:pPr>
+      <w:r>
+        <w:rPr>
+          <w:rFonts w:ascii="Times New Roman" w:hAnsi="Times New Roman" w:eastAsia="宋体"/>
+          <w:color w:val="000000"/>
+          <w:sz w:val="22"/>
+        </w:rPr>
+        <w:t xml:space="preserve">对我而言,判断 AI 输出是否可靠的关键是能解释模型原理与评价口径:低 loss 是否只来自记忆、单变量是否真的保持了相同预算,以及生成原文是否支持结论。要求 AI 提供可核对的依据(参数计数实际输出、训练曲线、产物哈希清单)之后,这些判断才有落脚点;遇到与指南表述不一致之处(如“无位置编码即与排列无关”的简化说法),我按因果掩码下的实际行为要求改写,而不是照抄题目提示。</w:t>
+      </w:r>
+    </w:p>
+    <w:p>
+      <w:pPr>
+        <w:keepLines/>
+        <w:spacing w:after="90" w:line="280" w:lineRule="auto"/>
+        <w:jc w:val="both"/>
+      </w:pPr>
+      <w:r>
+        <w:rPr>
+          <w:rFonts w:ascii="Times New Roman" w:hAnsi="Times New Roman" w:eastAsia="宋体"/>
+          <w:color w:val="000000"/>
+          <w:sz w:val="22"/>
+        </w:rPr>
+        <w:t xml:space="preserve">整个流程中,AI 最有价值的地方是把指南转为可运行实现、检查张量形状、补充测试和定位工程故障;而实验框架、评价口径、结论边界以及是否如实保留负面结果,必须由我决定。我的体会是:AI 能显著加快实现与核验速度,但“读懂”与“负责”无法外包——只有我能解释清楚每一处改动为什么必要,这份实验才算真正完成。</w:t>
       </w:r>
     </w:p>
     <w:p>
